--- a/pr-preview/pr-168/chapters/manuscript-submission.docx
+++ b/pr-preview/pr-168/chapters/manuscript-submission.docx
@@ -15,7 +15,7 @@
         <w:pStyle w:val="Date"/>
       </w:pPr>
       <w:r>
-        <w:t xml:space="preserve">Last modified: 2026-10-12 14:46:54 (PDT)</w:t>
+        <w:t xml:space="preserve">Last modified: 2026-10-12 15:27:23 (PDT)</w:t>
       </w:r>
     </w:p>
     <w:p>
@@ -3879,7 +3879,7 @@
       </w:r>
     </w:p>
     <w:bookmarkEnd w:id="34"/>
-    <w:bookmarkStart w:id="36" w:name="prose"/>
+    <w:bookmarkStart w:id="37" w:name="prose"/>
     <w:p>
       <w:pPr>
         <w:pStyle w:val="Heading2"/>
@@ -3987,7 +3987,21 @@
         </w:numPr>
       </w:pPr>
       <w:r>
-        <w:t xml:space="preserve">Avoid stock phrases and AI tells,</w:t>
+        <w:t xml:space="preserve">Avoid stock phrases and</w:t>
+      </w:r>
+      <w:r>
+        <w:t xml:space="preserve"> </w:t>
+      </w:r>
+      <w:hyperlink r:id="rId35">
+        <w:r>
+          <w:rPr>
+            <w:rStyle w:val="Hyperlink"/>
+          </w:rPr>
+          <w:t xml:space="preserve">AI tells</w:t>
+        </w:r>
+      </w:hyperlink>
+      <w:r>
+        <w:t xml:space="preserve">,</w:t>
       </w:r>
       <w:r>
         <w:t xml:space="preserve"> </w:t>
@@ -4058,7 +4072,7 @@
       <w:r>
         <w:t xml:space="preserve"> </w:t>
       </w:r>
-      <w:hyperlink r:id="rId35">
+      <w:hyperlink r:id="rId36">
         <w:r>
           <w:rPr>
             <w:rStyle w:val="Hyperlink"/>
@@ -4184,8 +4198,8 @@
         <w:t xml:space="preserve">Define every group, period, and outcome before you use it.</w:t>
       </w:r>
     </w:p>
-    <w:bookmarkEnd w:id="36"/>
-    <w:bookmarkStart w:id="38" w:name="required-statements"/>
+    <w:bookmarkEnd w:id="37"/>
+    <w:bookmarkStart w:id="39" w:name="required-statements"/>
     <w:p>
       <w:pPr>
         <w:pStyle w:val="Heading2"/>
@@ -4234,7 +4248,7 @@
       <w:r>
         <w:t xml:space="preserve"> </w:t>
       </w:r>
-      <w:hyperlink r:id="rId37">
+      <w:hyperlink r:id="rId38">
         <w:r>
           <w:rPr>
             <w:rStyle w:val="Hyperlink"/>
@@ -4312,8 +4326,8 @@
         <w:t xml:space="preserve">prior presentation or preprints.</w:t>
       </w:r>
     </w:p>
-    <w:bookmarkEnd w:id="38"/>
-    <w:bookmarkStart w:id="39" w:name="rendering-and-layout-in-quarto"/>
+    <w:bookmarkEnd w:id="39"/>
+    <w:bookmarkStart w:id="40" w:name="rendering-and-layout-in-quarto"/>
     <w:p>
       <w:pPr>
         <w:pStyle w:val="Heading2"/>
@@ -4435,8 +4449,8 @@
         <w:t xml:space="preserve">Check that every cross-reference resolves.</w:t>
       </w:r>
     </w:p>
-    <w:bookmarkEnd w:id="39"/>
-    <w:bookmarkStart w:id="40" w:name="submission-checklist"/>
+    <w:bookmarkEnd w:id="40"/>
+    <w:bookmarkStart w:id="41" w:name="submission-checklist"/>
     <w:p>
       <w:pPr>
         <w:pStyle w:val="Heading2"/>
@@ -4861,7 +4875,21 @@
         </w:numPr>
       </w:pPr>
       <w:r>
-        <w:t xml:space="preserve">The prose has been checked for AI tells,</w:t>
+        <w:t xml:space="preserve">The prose has been checked for</w:t>
+      </w:r>
+      <w:r>
+        <w:t xml:space="preserve"> </w:t>
+      </w:r>
+      <w:hyperlink r:id="rId35">
+        <w:r>
+          <w:rPr>
+            <w:rStyle w:val="Hyperlink"/>
+          </w:rPr>
+          <w:t xml:space="preserve">AI tells</w:t>
+        </w:r>
+      </w:hyperlink>
+      <w:r>
+        <w:t xml:space="preserve">,</w:t>
       </w:r>
       <w:r>
         <w:t xml:space="preserve"> </w:t>
@@ -4900,7 +4928,7 @@
         <w:t xml:space="preserve">and any suggested or excluded reviewers.</w:t>
       </w:r>
     </w:p>
-    <w:bookmarkEnd w:id="40"/>
+    <w:bookmarkEnd w:id="41"/>
     <w:sectPr>
       <w:footnotePr>
         <w:numRestart w:val="eachSect"/>

--- a/pr-preview/pr-168/chapters/manuscript-submission.docx
+++ b/pr-preview/pr-168/chapters/manuscript-submission.docx
@@ -15,7 +15,7 @@
         <w:pStyle w:val="Date"/>
       </w:pPr>
       <w:r>
-        <w:t xml:space="preserve">Last modified: 2026-10-12 15:27:23 (PDT)</w:t>
+        <w:t xml:space="preserve">Last modified: 2026-10-12 16:12:27 (PDT)</w:t>
       </w:r>
     </w:p>
     <w:p>

--- a/pr-preview/pr-168/chapters/manuscript-submission.docx
+++ b/pr-preview/pr-168/chapters/manuscript-submission.docx
@@ -15,7 +15,7 @@
         <w:pStyle w:val="Date"/>
       </w:pPr>
       <w:r>
-        <w:t xml:space="preserve">Last modified: 2026-10-12 16:12:27 (PDT)</w:t>
+        <w:t xml:space="preserve">Last modified: 2026-10-12 22:31:45 (PDT)</w:t>
       </w:r>
     </w:p>
     <w:p>
